--- a/Laporan Tugas Personal 2 Week 7.docx
+++ b/Laporan Tugas Personal 2 Week 7.docx
@@ -3748,6 +3748,33 @@
       </w:r>
     </w:p>
     <w:p>
+      <w:r>
+        <w:t xml:space="preserve">Link </w:t>
+      </w:r>
+      <w:proofErr w:type="spellStart"/>
+      <w:proofErr w:type="gramStart"/>
+      <w:r>
+        <w:t>Github</w:t>
+      </w:r>
+      <w:proofErr w:type="spellEnd"/>
+      <w:r>
+        <w:t xml:space="preserve"> :</w:t>
+      </w:r>
+      <w:proofErr w:type="gramEnd"/>
+      <w:r>
+        <w:t xml:space="preserve"> </w:t>
+      </w:r>
+      <w:hyperlink r:id="rId5" w:history="1">
+        <w:r>
+          <w:rPr>
+            <w:rStyle w:val="Hyperlink"/>
+          </w:rPr>
+          <w:t>https://github.com/charys-si/TP2Week7_Charys_Sonnia_Indriyana_2902728251</w:t>
+        </w:r>
+      </w:hyperlink>
+    </w:p>
+    <w:p/>
+    <w:p>
       <w:pPr>
         <w:rPr>
           <w:rFonts w:ascii="Times New Roman" w:hAnsi="Times New Roman" w:cs="Times New Roman"/>
@@ -3814,110 +3841,6 @@
                 <pic:pic xmlns:pic="http://schemas.openxmlformats.org/drawingml/2006/picture">
                   <pic:nvPicPr>
                     <pic:cNvPr id="0" name="Picture 1"/>
-                    <pic:cNvPicPr>
-                      <a:picLocks noChangeAspect="1" noChangeArrowheads="1"/>
-                    </pic:cNvPicPr>
-                  </pic:nvPicPr>
-                  <pic:blipFill>
-                    <a:blip r:embed="rId5" cstate="print">
-                      <a:extLst>
-                        <a:ext uri="{28A0092B-C50C-407E-A947-70E740481C1C}">
-                          <a14:useLocalDpi xmlns:a14="http://schemas.microsoft.com/office/drawing/2010/main" val="0"/>
-                        </a:ext>
-                      </a:extLst>
-                    </a:blip>
-                    <a:srcRect/>
-                    <a:stretch>
-                      <a:fillRect/>
-                    </a:stretch>
-                  </pic:blipFill>
-                  <pic:spPr bwMode="auto">
-                    <a:xfrm>
-                      <a:off x="0" y="0"/>
-                      <a:ext cx="5937250" cy="3543300"/>
-                    </a:xfrm>
-                    <a:prstGeom prst="rect">
-                      <a:avLst/>
-                    </a:prstGeom>
-                    <a:noFill/>
-                    <a:ln>
-                      <a:noFill/>
-                    </a:ln>
-                  </pic:spPr>
-                </pic:pic>
-              </a:graphicData>
-            </a:graphic>
-          </wp:inline>
-        </w:drawing>
-      </w:r>
-    </w:p>
-    <w:p>
-      <w:pPr>
-        <w:rPr>
-          <w:rFonts w:ascii="Times New Roman" w:hAnsi="Times New Roman" w:cs="Times New Roman"/>
-        </w:rPr>
-      </w:pPr>
-      <w:r>
-        <w:rPr>
-          <w:rFonts w:ascii="Times New Roman" w:hAnsi="Times New Roman" w:cs="Times New Roman"/>
-        </w:rPr>
-        <w:br w:type="page"/>
-      </w:r>
-    </w:p>
-    <w:p>
-      <w:pPr>
-        <w:ind w:left="360"/>
-        <w:rPr>
-          <w:rFonts w:ascii="Times New Roman" w:hAnsi="Times New Roman" w:cs="Times New Roman"/>
-        </w:rPr>
-      </w:pPr>
-      <w:r>
-        <w:rPr>
-          <w:rFonts w:ascii="Times New Roman" w:hAnsi="Times New Roman" w:cs="Times New Roman"/>
-        </w:rPr>
-        <w:lastRenderedPageBreak/>
-        <w:t xml:space="preserve">Screenshot </w:t>
-      </w:r>
-      <w:proofErr w:type="spellStart"/>
-      <w:r>
-        <w:rPr>
-          <w:rFonts w:ascii="Times New Roman" w:hAnsi="Times New Roman" w:cs="Times New Roman"/>
-        </w:rPr>
-        <w:t>Sistem</w:t>
-      </w:r>
-      <w:proofErr w:type="spellEnd"/>
-      <w:r>
-        <w:rPr>
-          <w:rFonts w:ascii="Times New Roman" w:hAnsi="Times New Roman" w:cs="Times New Roman"/>
-        </w:rPr>
-        <w:t xml:space="preserve"> </w:t>
-      </w:r>
-      <w:proofErr w:type="spellStart"/>
-      <w:r>
-        <w:rPr>
-          <w:rFonts w:ascii="Times New Roman" w:hAnsi="Times New Roman" w:cs="Times New Roman"/>
-        </w:rPr>
-        <w:t>Perpustakan</w:t>
-      </w:r>
-      <w:proofErr w:type="spellEnd"/>
-      <w:r>
-        <w:rPr>
-          <w:rFonts w:ascii="Times New Roman" w:hAnsi="Times New Roman" w:cs="Times New Roman"/>
-          <w:noProof/>
-        </w:rPr>
-        <w:drawing>
-          <wp:inline distT="0" distB="0" distL="0" distR="0" wp14:anchorId="779A6FAD" wp14:editId="4E53EA19">
-            <wp:extent cx="5937250" cy="3543300"/>
-            <wp:effectExtent l="0" t="0" r="6350" b="0"/>
-            <wp:docPr id="141374282" name="Picture 2"/>
-            <wp:cNvGraphicFramePr>
-              <a:graphicFrameLocks xmlns:a="http://schemas.openxmlformats.org/drawingml/2006/main" noChangeAspect="1"/>
-            </wp:cNvGraphicFramePr>
-            <a:graphic xmlns:a="http://schemas.openxmlformats.org/drawingml/2006/main">
-              <a:graphicData uri="http://schemas.openxmlformats.org/drawingml/2006/picture">
-                <pic:pic xmlns:pic="http://schemas.openxmlformats.org/drawingml/2006/picture">
-                  <pic:nvPicPr>
-                    <pic:cNvPr id="0" name="Picture 2"/>
                     <pic:cNvPicPr>
                       <a:picLocks noChangeAspect="1" noChangeArrowheads="1"/>
                     </pic:cNvPicPr>
@@ -3954,17 +3877,66 @@
           </wp:inline>
         </w:drawing>
       </w:r>
+    </w:p>
+    <w:p>
+      <w:pPr>
+        <w:rPr>
+          <w:rFonts w:ascii="Times New Roman" w:hAnsi="Times New Roman" w:cs="Times New Roman"/>
+        </w:rPr>
+      </w:pPr>
+      <w:r>
+        <w:rPr>
+          <w:rFonts w:ascii="Times New Roman" w:hAnsi="Times New Roman" w:cs="Times New Roman"/>
+        </w:rPr>
+        <w:br w:type="page"/>
+      </w:r>
+    </w:p>
+    <w:p>
+      <w:pPr>
+        <w:ind w:left="360"/>
+        <w:rPr>
+          <w:rFonts w:ascii="Times New Roman" w:hAnsi="Times New Roman" w:cs="Times New Roman"/>
+        </w:rPr>
+      </w:pPr>
+      <w:r>
+        <w:rPr>
+          <w:rFonts w:ascii="Times New Roman" w:hAnsi="Times New Roman" w:cs="Times New Roman"/>
+        </w:rPr>
+        <w:lastRenderedPageBreak/>
+        <w:t xml:space="preserve">Screenshot </w:t>
+      </w:r>
+      <w:proofErr w:type="spellStart"/>
+      <w:r>
+        <w:rPr>
+          <w:rFonts w:ascii="Times New Roman" w:hAnsi="Times New Roman" w:cs="Times New Roman"/>
+        </w:rPr>
+        <w:t>Sistem</w:t>
+      </w:r>
+      <w:proofErr w:type="spellEnd"/>
+      <w:r>
+        <w:rPr>
+          <w:rFonts w:ascii="Times New Roman" w:hAnsi="Times New Roman" w:cs="Times New Roman"/>
+        </w:rPr>
+        <w:t xml:space="preserve"> </w:t>
+      </w:r>
+      <w:proofErr w:type="spellStart"/>
+      <w:r>
+        <w:rPr>
+          <w:rFonts w:ascii="Times New Roman" w:hAnsi="Times New Roman" w:cs="Times New Roman"/>
+        </w:rPr>
+        <w:t>Perpustakan</w:t>
+      </w:r>
+      <w:proofErr w:type="spellEnd"/>
       <w:r>
         <w:rPr>
           <w:rFonts w:ascii="Times New Roman" w:hAnsi="Times New Roman" w:cs="Times New Roman"/>
           <w:noProof/>
         </w:rPr>
-        <w:lastRenderedPageBreak/>
         <w:drawing>
-          <wp:inline distT="0" distB="0" distL="0" distR="0" wp14:anchorId="0F8660DF" wp14:editId="511C862A">
+          <wp:inline distT="0" distB="0" distL="0" distR="0" wp14:anchorId="779A6FAD" wp14:editId="4E53EA19">
             <wp:extent cx="5937250" cy="3543300"/>
             <wp:effectExtent l="0" t="0" r="6350" b="0"/>
-            <wp:docPr id="1420470306" name="Picture 3"/>
+            <wp:docPr id="141374282" name="Picture 2"/>
             <wp:cNvGraphicFramePr>
               <a:graphicFrameLocks xmlns:a="http://schemas.openxmlformats.org/drawingml/2006/main" noChangeAspect="1"/>
             </wp:cNvGraphicFramePr>
@@ -3972,7 +3944,7 @@
               <a:graphicData uri="http://schemas.openxmlformats.org/drawingml/2006/picture">
                 <pic:pic xmlns:pic="http://schemas.openxmlformats.org/drawingml/2006/picture">
                   <pic:nvPicPr>
-                    <pic:cNvPr id="0" name="Picture 3"/>
+                    <pic:cNvPr id="0" name="Picture 2"/>
                     <pic:cNvPicPr>
                       <a:picLocks noChangeAspect="1" noChangeArrowheads="1"/>
                     </pic:cNvPicPr>
@@ -4014,6 +3986,61 @@
           <w:rFonts w:ascii="Times New Roman" w:hAnsi="Times New Roman" w:cs="Times New Roman"/>
           <w:noProof/>
         </w:rPr>
+        <w:lastRenderedPageBreak/>
+        <w:drawing>
+          <wp:inline distT="0" distB="0" distL="0" distR="0" wp14:anchorId="0F8660DF" wp14:editId="511C862A">
+            <wp:extent cx="5937250" cy="3543300"/>
+            <wp:effectExtent l="0" t="0" r="6350" b="0"/>
+            <wp:docPr id="1420470306" name="Picture 3"/>
+            <wp:cNvGraphicFramePr>
+              <a:graphicFrameLocks xmlns:a="http://schemas.openxmlformats.org/drawingml/2006/main" noChangeAspect="1"/>
+            </wp:cNvGraphicFramePr>
+            <a:graphic xmlns:a="http://schemas.openxmlformats.org/drawingml/2006/main">
+              <a:graphicData uri="http://schemas.openxmlformats.org/drawingml/2006/picture">
+                <pic:pic xmlns:pic="http://schemas.openxmlformats.org/drawingml/2006/picture">
+                  <pic:nvPicPr>
+                    <pic:cNvPr id="0" name="Picture 3"/>
+                    <pic:cNvPicPr>
+                      <a:picLocks noChangeAspect="1" noChangeArrowheads="1"/>
+                    </pic:cNvPicPr>
+                  </pic:nvPicPr>
+                  <pic:blipFill>
+                    <a:blip r:embed="rId8" cstate="print">
+                      <a:extLst>
+                        <a:ext uri="{28A0092B-C50C-407E-A947-70E740481C1C}">
+                          <a14:useLocalDpi xmlns:a14="http://schemas.microsoft.com/office/drawing/2010/main" val="0"/>
+                        </a:ext>
+                      </a:extLst>
+                    </a:blip>
+                    <a:srcRect/>
+                    <a:stretch>
+                      <a:fillRect/>
+                    </a:stretch>
+                  </pic:blipFill>
+                  <pic:spPr bwMode="auto">
+                    <a:xfrm>
+                      <a:off x="0" y="0"/>
+                      <a:ext cx="5937250" cy="3543300"/>
+                    </a:xfrm>
+                    <a:prstGeom prst="rect">
+                      <a:avLst/>
+                    </a:prstGeom>
+                    <a:noFill/>
+                    <a:ln>
+                      <a:noFill/>
+                    </a:ln>
+                  </pic:spPr>
+                </pic:pic>
+              </a:graphicData>
+            </a:graphic>
+          </wp:inline>
+        </w:drawing>
+      </w:r>
+      <w:r>
+        <w:rPr>
+          <w:rFonts w:ascii="Times New Roman" w:hAnsi="Times New Roman" w:cs="Times New Roman"/>
+          <w:noProof/>
+        </w:rPr>
         <w:drawing>
           <wp:inline distT="0" distB="0" distL="0" distR="0" wp14:anchorId="521AAC39" wp14:editId="46DE16C6">
             <wp:extent cx="5937250" cy="3543300"/>
@@ -4032,7 +4059,7 @@
                     </pic:cNvPicPr>
                   </pic:nvPicPr>
                   <pic:blipFill>
-                    <a:blip r:embed="rId8" cstate="print">
+                    <a:blip r:embed="rId9" cstate="print">
                       <a:extLst>
                         <a:ext uri="{28A0092B-C50C-407E-A947-70E740481C1C}">
                           <a14:useLocalDpi xmlns:a14="http://schemas.microsoft.com/office/drawing/2010/main" val="0"/>
@@ -6854,6 +6881,29 @@
       <w:bCs/>
     </w:rPr>
   </w:style>
+  <w:style w:type="character" w:styleId="Hyperlink">
+    <w:name w:val="Hyperlink"/>
+    <w:basedOn w:val="DefaultParagraphFont"/>
+    <w:uiPriority w:val="99"/>
+    <w:unhideWhenUsed/>
+    <w:rsid w:val="00780E52"/>
+    <w:rPr>
+      <w:color w:val="0563C1" w:themeColor="hyperlink"/>
+      <w:u w:val="single"/>
+    </w:rPr>
+  </w:style>
+  <w:style w:type="character" w:styleId="UnresolvedMention">
+    <w:name w:val="Unresolved Mention"/>
+    <w:basedOn w:val="DefaultParagraphFont"/>
+    <w:uiPriority w:val="99"/>
+    <w:semiHidden/>
+    <w:unhideWhenUsed/>
+    <w:rsid w:val="00780E52"/>
+    <w:rPr>
+      <w:color w:val="605E5C"/>
+      <w:shd w:val="clear" w:color="auto" w:fill="E1DFDD"/>
+    </w:rPr>
+  </w:style>
 </w:styles>
 </file>
 
